--- a/word_reports/LP_0188_위치_437_Joe Walsh_The Best of.docx
+++ b/word_reports/LP_0188_위치_437_Joe Walsh_The Best of.docx
@@ -4,7 +4,7 @@
   <w:body>
     <w:p>
       <w:pPr>
-        <w:spacing w:after="280"/>
+        <w:spacing w:after="80"/>
       </w:pPr>
       <w:r>
         <w:rPr w:rFonts="맑은 고딕">
@@ -13,94 +13,47 @@
           <w:color w:val="1E3A8A"/>
           <w:sz w:val="30"/>
         </w:rPr>
-        <w:t>[437] Joe Walsh - The Best of</w:t>
+        <w:t>Joe Walsh (조 월시) - The Best of</w:t>
       </w:r>
     </w:p>
     <w:p>
       <w:pPr>
-        <w:spacing w:after="320"/>
+        <w:spacing w:after="240"/>
       </w:pPr>
       <w:r>
         <w:rPr w:rFonts="맑은 고딕">
           <w:rFonts w:ascii="맑은 고딕" w:hAnsi="맑은 고딕" w:eastAsia="맑은 고딕"/>
           <w:b/>
-          <w:sz w:val="20"/>
+          <w:color w:val="4B5563"/>
+          <w:sz w:val="22"/>
         </w:rPr>
-        <w:t>■ 위치 : 437</w:t>
-        <w:br/>
-      </w:r>
-      <w:r>
-        <w:rPr w:rFonts="맑은 고딕">
-          <w:rFonts w:ascii="맑은 고딕" w:hAnsi="맑은 고딕" w:eastAsia="맑은 고딕"/>
-          <w:b/>
-          <w:sz w:val="20"/>
-        </w:rPr>
-        <w:t>■ 아티스트 : Joe Walsh</w:t>
-        <w:br/>
-      </w:r>
-      <w:r>
-        <w:rPr w:rFonts="맑은 고딕">
-          <w:rFonts w:ascii="맑은 고딕" w:hAnsi="맑은 고딕" w:eastAsia="맑은 고딕"/>
-          <w:b/>
-          <w:sz w:val="20"/>
-        </w:rPr>
-        <w:t>■ 앨범명 : The Best of</w:t>
-        <w:br/>
-      </w:r>
-      <w:r>
-        <w:rPr w:rFonts="맑은 고딕">
-          <w:rFonts w:ascii="맑은 고딕" w:hAnsi="맑은 고딕" w:eastAsia="맑은 고딕"/>
-          <w:b w:val="0"/>
-          <w:sz w:val="20"/>
-        </w:rPr>
-        <w:t>■ 음반 레이블 : ABC Records / MCA Records</w:t>
-        <w:br/>
-      </w:r>
-      <w:r>
-        <w:rPr w:rFonts="맑은 고딕">
-          <w:rFonts w:ascii="맑은 고딕" w:hAnsi="맑은 고딕" w:eastAsia="맑은 고딕"/>
-          <w:b w:val="0"/>
-          <w:sz w:val="20"/>
-        </w:rPr>
-        <w:t>■ 발매년도 : 1978</w:t>
-        <w:br/>
-      </w:r>
-      <w:r>
-        <w:rPr w:rFonts="맑은 고딕">
-          <w:rFonts w:ascii="맑은 고딕" w:hAnsi="맑은 고딕" w:eastAsia="맑은 고딕"/>
-          <w:b w:val="0"/>
-          <w:sz w:val="20"/>
-        </w:rPr>
-        <w:t>■ 장르 : 하드 록 (Hard Rock), 클래식 록 (Classic Rock), 블루스 록 (Blues Rock)</w:t>
-        <w:br/>
-      </w:r>
-      <w:r>
-        <w:rPr w:rFonts="맑은 고딕">
-          <w:rFonts w:ascii="맑은 고딕" w:hAnsi="맑은 고딕" w:eastAsia="맑은 고딕"/>
-          <w:b w:val="0"/>
-          <w:sz w:val="20"/>
-        </w:rPr>
-        <w:t>■ 주요 수록곡 : 1. Rocky Mountain Way</w:t>
-        <w:br/>
+        <w:t>위치 :  437</w:t>
       </w:r>
     </w:p>
     <w:p>
       <w:pPr>
-        <w:spacing w:after="160"/>
+        <w:spacing w:line="324" w:lineRule="auto" w:before="80" w:after="160"/>
       </w:pPr>
       <w:r>
         <w:rPr w:rFonts="맑은 고딕">
           <w:rFonts w:ascii="맑은 고딕" w:hAnsi="맑은 고딕" w:eastAsia="맑은 고딕"/>
           <w:b/>
           <w:color w:val="1F2937"/>
-          <w:sz w:val="24"/>
+          <w:sz w:val="22"/>
         </w:rPr>
-        <w:t>■ 음반 해설 및 감상 가이드</w:t>
+        <w:t xml:space="preserve">[음반 소개] </w:t>
+      </w:r>
+      <w:r>
+        <w:rPr w:rFonts="맑은 고딕">
+          <w:rFonts w:ascii="맑은 고딕" w:hAnsi="맑은 고딕" w:eastAsia="맑은 고딕"/>
+          <w:b w:val="0"/>
+          <w:sz w:val="21"/>
+        </w:rPr>
       </w:r>
     </w:p>
     <w:p>
       <w:pPr>
-        <w:spacing w:line="312" w:lineRule="auto" w:after="120"/>
+        <w:spacing w:line="324" w:lineRule="auto" w:after="120"/>
       </w:pPr>
       <w:r>
         <w:rPr w:rFonts="맑은 고딕">
@@ -108,51 +61,516 @@
           <w:b w:val="0"/>
           <w:sz w:val="21"/>
         </w:rPr>
-        <w:t>미국 아메리칸 하드 록의 거장이자 그룹 이글스(Eagles)의 전설적인 기타리스트 조 월시(Joe Walsh)의 1978년 베스트 앨범 《The Best of Joe Walsh》는 그의 찬란했던 1970년대 솔로 시절과 전설적인 밴드 제임스 갱(James Gang) 활동 당시의 정수를 응축한 명반입니다. 이 음반은 그가 거친 블루스 록의 기수에서 세련된 록 스타로 거듭나는 전환기의 역동적인 궤적을 완벽히 집약하고 있습니다.</w:t>
+        <w:t>미국의 광활한 대지를 가르는 호방한 기타 리프와 위트 넘치는 서정성으로 록 역사의 한 페이지를 빛낸 조 월시의 정수가 온전히 담긴 컴필레이션 음반입니다. 전설적인 밴드 이글스(Eagles)의 황금기를 견인하기 전, 그가 제임스 갱과 솔로 시절을 거치며 쌓아 올린 독창적인 사운드 미학이 농밀하게 응축되어 있습니다. 거친 록 스피릿의 이면에 문득 스며 나오는 특유의 멜랑콜리와 따스한 인간미는 아날로그 바이닐의 소리골을 타고 흘러나와 리스너의 마음에 묵직한 울림을 전합니다. 시대를 초월하여 클래식 록의 순수한 생명력과 자유로운 방랑자의 낭만을 일깨워 주는 기념비적인 마스터피스입니다.</w:t>
       </w:r>
     </w:p>
     <w:p>
       <w:pPr>
-        <w:spacing w:line="312" w:lineRule="auto" w:after="120"/>
+        <w:spacing w:line="324" w:lineRule="auto" w:before="200" w:after="80"/>
       </w:pPr>
+      <w:r>
+        <w:rPr w:rFonts="맑은 고딕">
+          <w:rFonts w:ascii="맑은 고딕" w:hAnsi="맑은 고딕" w:eastAsia="맑은 고딕"/>
+          <w:b/>
+          <w:color w:val="1E3A8A"/>
+          <w:sz w:val="24"/>
+        </w:rPr>
+        <w:t>1. 음반 데이터</w:t>
+      </w:r>
+    </w:p>
+    <w:p>
+      <w:pPr>
+        <w:spacing w:line="324" w:lineRule="auto" w:after="80"/>
+      </w:pPr>
+      <w:r>
+        <w:rPr w:rFonts="맑은 고딕">
+          <w:rFonts w:ascii="맑은 고딕" w:hAnsi="맑은 고딕" w:eastAsia="맑은 고딕"/>
+          <w:b w:val="0"/>
+          <w:color w:val="6B7280"/>
+          <w:sz w:val="21"/>
+        </w:rPr>
+        <w:t xml:space="preserve">· </w:t>
+      </w:r>
+      <w:r>
+        <w:rPr w:rFonts="맑은 고딕">
+          <w:rFonts w:ascii="맑은 고딕" w:hAnsi="맑은 고딕" w:eastAsia="맑은 고딕"/>
+          <w:b/>
+          <w:color w:val="1F2937"/>
+          <w:sz w:val="21"/>
+        </w:rPr>
+        <w:t xml:space="preserve">앨범명: </w:t>
+      </w:r>
       <w:r>
         <w:rPr w:rFonts="맑은 고딕">
           <w:rFonts w:ascii="맑은 고딕" w:hAnsi="맑은 고딕" w:eastAsia="맑은 고딕"/>
           <w:b w:val="0"/>
           <w:sz w:val="21"/>
         </w:rPr>
-        <w:t>음악적으로 조 월시는 특유의 위트 있는 가사와 정교하면서도 폭발적인 기타 리프, 그리고 토크박스(Talk Box)와 슬라이드 기타를 활용한 독창적인 사운드로 독보적인 영역을 구축했습니다. 그의 시그니처라 할 수 있는 칼날 같은 리프와 나른한 듯 감각적인 보컬은 하드 록의 정형성을 깨고 유쾌함과 명징한 기교를 동시에 선사합니다. 특히 거친 질감 속에 숨어 있는 팝적인 멜로디 감각은 선율의 미학을 아는 거장의 면모를 잘 보여줍니다.</w:t>
+        <w:t>The Best of</w:t>
       </w:r>
     </w:p>
     <w:p>
       <w:pPr>
-        <w:spacing w:line="312" w:lineRule="auto" w:after="120"/>
+        <w:spacing w:line="324" w:lineRule="auto" w:after="80"/>
       </w:pPr>
+      <w:r>
+        <w:rPr w:rFonts="맑은 고딕">
+          <w:rFonts w:ascii="맑은 고딕" w:hAnsi="맑은 고딕" w:eastAsia="맑은 고딕"/>
+          <w:b w:val="0"/>
+          <w:color w:val="6B7280"/>
+          <w:sz w:val="21"/>
+        </w:rPr>
+        <w:t xml:space="preserve">· </w:t>
+      </w:r>
+      <w:r>
+        <w:rPr w:rFonts="맑은 고딕">
+          <w:rFonts w:ascii="맑은 고딕" w:hAnsi="맑은 고딕" w:eastAsia="맑은 고딕"/>
+          <w:b/>
+          <w:color w:val="1F2937"/>
+          <w:sz w:val="21"/>
+        </w:rPr>
+        <w:t xml:space="preserve">아티스트: </w:t>
+      </w:r>
       <w:r>
         <w:rPr w:rFonts="맑은 고딕">
           <w:rFonts w:ascii="맑은 고딕" w:hAnsi="맑은 고딕" w:eastAsia="맑은 고딕"/>
           <w:b w:val="0"/>
           <w:sz w:val="21"/>
         </w:rPr>
-        <w:t>수록곡 중 단연 돋보이는 〈Rocky Mountain Way〉는 토크박스 사운드의 역사적 정점이자 그를 대표하는 하드 록의 고전으로, 묵직한 리듬과 어우러지는 기타 연주가 일품입니다. 제임스 갱 시절의 명곡 〈Funk #49〉는 사이키델릭과 펑크(Funk)의 기운이 넘쳐나는 리드미컬한 기타 리프로 청자를 압도하며, 록 스타의 삶을 위트 있게 풍자한 〈Life's Been Good〉은 조 월시 특유의 유머러스한 서사와 서정적인 아르페지오가 절묘한 조화를 이룹니다.</w:t>
+        <w:t>Joe Walsh (조 월시)</w:t>
       </w:r>
     </w:p>
     <w:p>
       <w:pPr>
-        <w:spacing w:line="312" w:lineRule="auto" w:after="120"/>
+        <w:spacing w:line="324" w:lineRule="auto" w:after="80"/>
       </w:pPr>
+      <w:r>
+        <w:rPr w:rFonts="맑은 고딕">
+          <w:rFonts w:ascii="맑은 고딕" w:hAnsi="맑은 고딕" w:eastAsia="맑은 고딕"/>
+          <w:b w:val="0"/>
+          <w:color w:val="6B7280"/>
+          <w:sz w:val="21"/>
+        </w:rPr>
+        <w:t xml:space="preserve">· </w:t>
+      </w:r>
+      <w:r>
+        <w:rPr w:rFonts="맑은 고딕">
+          <w:rFonts w:ascii="맑은 고딕" w:hAnsi="맑은 고딕" w:eastAsia="맑은 고딕"/>
+          <w:b/>
+          <w:color w:val="1F2937"/>
+          <w:sz w:val="21"/>
+        </w:rPr>
+        <w:t xml:space="preserve">발매 정보: </w:t>
+      </w:r>
       <w:r>
         <w:rPr w:rFonts="맑은 고딕">
           <w:rFonts w:ascii="맑은 고딕" w:hAnsi="맑은 고딕" w:eastAsia="맑은 고딕"/>
           <w:b w:val="0"/>
           <w:sz w:val="21"/>
         </w:rPr>
-        <w:t>LP의 아날로그 질감으로 감상하는 이 음반은 70년대 미국 록 음악 특유의 풍부하고도 생생한 공간감을 선명하게 전해줍니다. 조 월시라는 위대한 기타리스트이자 싱어송라이터의 천재성을 확인하기에 부족함이 없으며, 클래식 록 팬이라면 LP 랙의 중심에 반드시 갖추어야 할 불후의 모음집입니다.</w:t>
+        <w:t>1978년 ABC/MCA 레코드를 통해 발표된 음반으로, 조 월시가 제임스 갱(The James Gang) 시절부터 밴드 반스톰(Barnstorm), 그리고 눈부신 초기 솔로 활동에 이르기까지 남겨놓은 음악적 하이라이트를 집대성한 정통 베스트 앨범입니다.</w:t>
+      </w:r>
+    </w:p>
+    <w:p>
+      <w:pPr>
+        <w:spacing w:line="324" w:lineRule="auto" w:after="80"/>
+      </w:pPr>
+      <w:r>
+        <w:rPr w:rFonts="맑은 고딕">
+          <w:rFonts w:ascii="맑은 고딕" w:hAnsi="맑은 고딕" w:eastAsia="맑은 고딕"/>
+          <w:b w:val="0"/>
+          <w:color w:val="6B7280"/>
+          <w:sz w:val="21"/>
+        </w:rPr>
+        <w:t xml:space="preserve">· </w:t>
+      </w:r>
+      <w:r>
+        <w:rPr w:rFonts="맑은 고딕">
+          <w:rFonts w:ascii="맑은 고딕" w:hAnsi="맑은 고딕" w:eastAsia="맑은 고딕"/>
+          <w:b/>
+          <w:color w:val="1F2937"/>
+          <w:sz w:val="21"/>
+        </w:rPr>
+        <w:t xml:space="preserve">LP 인기도(판매량): </w:t>
+      </w:r>
+      <w:r>
+        <w:rPr w:rFonts="맑은 고딕">
+          <w:rFonts w:ascii="맑은 고딕" w:hAnsi="맑은 고딕" w:eastAsia="맑은 고딕"/>
+          <w:b w:val="0"/>
+          <w:sz w:val="21"/>
+        </w:rPr>
+        <w:t>발매와 동시에 빌보드 200 앨범 차트 상위권에 오르며 미국음반산업협회(RIAA) 골드(Gold) 인증을 획득했고, 이글스의 초대형 성공과 맞물려 전 세계 록 애호가들의 필청 음반으로 오랜 세월 꾸준한 사랑을 받았습니다.</w:t>
+      </w:r>
+    </w:p>
+    <w:p>
+      <w:pPr>
+        <w:spacing w:line="324" w:lineRule="auto" w:after="80"/>
+      </w:pPr>
+      <w:r>
+        <w:rPr w:rFonts="맑은 고딕">
+          <w:rFonts w:ascii="맑은 고딕" w:hAnsi="맑은 고딕" w:eastAsia="맑은 고딕"/>
+          <w:b w:val="0"/>
+          <w:color w:val="6B7280"/>
+          <w:sz w:val="21"/>
+        </w:rPr>
+        <w:t xml:space="preserve">· </w:t>
+      </w:r>
+      <w:r>
+        <w:rPr w:rFonts="맑은 고딕">
+          <w:rFonts w:ascii="맑은 고딕" w:hAnsi="맑은 고딕" w:eastAsia="맑은 고딕"/>
+          <w:b/>
+          <w:color w:val="1F2937"/>
+          <w:sz w:val="21"/>
+        </w:rPr>
+        <w:t xml:space="preserve">각종 수상경력: </w:t>
+      </w:r>
+      <w:r>
+        <w:rPr w:rFonts="맑은 고딕">
+          <w:rFonts w:ascii="맑은 고딕" w:hAnsi="맑은 고딕" w:eastAsia="맑은 고딕"/>
+          <w:b w:val="0"/>
+          <w:sz w:val="21"/>
+        </w:rPr>
+        <w:t>롤링 스톤 선정 '역대 최고의 기타리스트' 리스트에 당당히 헌액된 조 월시의 테크닉과 작곡적 완숙미가 집약된 명반으로, 훗날 로큰롤 명예의 전당(Rock and Roll Hall of Fame) 입성의 든든한 예술적 이정표로 평가받고 있습니다.</w:t>
+      </w:r>
+    </w:p>
+    <w:p>
+      <w:pPr>
+        <w:spacing w:line="324" w:lineRule="auto" w:before="200" w:after="80"/>
+      </w:pPr>
+      <w:r>
+        <w:rPr w:rFonts="맑은 고딕">
+          <w:rFonts w:ascii="맑은 고딕" w:hAnsi="맑은 고딕" w:eastAsia="맑은 고딕"/>
+          <w:b/>
+          <w:color w:val="1E3A8A"/>
+          <w:sz w:val="24"/>
+        </w:rPr>
+        <w:t>2. 아티스트 정보</w:t>
+      </w:r>
+    </w:p>
+    <w:p>
+      <w:pPr>
+        <w:spacing w:line="324" w:lineRule="auto" w:after="80"/>
+      </w:pPr>
+      <w:r>
+        <w:rPr w:rFonts="맑은 고딕">
+          <w:rFonts w:ascii="맑은 고딕" w:hAnsi="맑은 고딕" w:eastAsia="맑은 고딕"/>
+          <w:b w:val="0"/>
+          <w:color w:val="6B7280"/>
+          <w:sz w:val="21"/>
+        </w:rPr>
+        <w:t xml:space="preserve">· </w:t>
+      </w:r>
+      <w:r>
+        <w:rPr w:rFonts="맑은 고딕">
+          <w:rFonts w:ascii="맑은 고딕" w:hAnsi="맑은 고딕" w:eastAsia="맑은 고딕"/>
+          <w:b/>
+          <w:color w:val="1F2937"/>
+          <w:sz w:val="21"/>
+        </w:rPr>
+        <w:t xml:space="preserve">국적: </w:t>
+      </w:r>
+      <w:r>
+        <w:rPr w:rFonts="맑은 고딕">
+          <w:rFonts w:ascii="맑은 고딕" w:hAnsi="맑은 고딕" w:eastAsia="맑은 고딕"/>
+          <w:b w:val="0"/>
+          <w:sz w:val="21"/>
+        </w:rPr>
+        <w:t>미국 (United States)</w:t>
+      </w:r>
+    </w:p>
+    <w:p>
+      <w:pPr>
+        <w:spacing w:line="324" w:lineRule="auto" w:after="80"/>
+      </w:pPr>
+      <w:r>
+        <w:rPr w:rFonts="맑은 고딕">
+          <w:rFonts w:ascii="맑은 고딕" w:hAnsi="맑은 고딕" w:eastAsia="맑은 고딕"/>
+          <w:b w:val="0"/>
+          <w:color w:val="6B7280"/>
+          <w:sz w:val="21"/>
+        </w:rPr>
+        <w:t xml:space="preserve">· </w:t>
+      </w:r>
+      <w:r>
+        <w:rPr w:rFonts="맑은 고딕">
+          <w:rFonts w:ascii="맑은 고딕" w:hAnsi="맑은 고딕" w:eastAsia="맑은 고딕"/>
+          <w:b/>
+          <w:color w:val="1F2937"/>
+          <w:sz w:val="21"/>
+        </w:rPr>
+        <w:t xml:space="preserve">생몰년도: </w:t>
+      </w:r>
+      <w:r>
+        <w:rPr w:rFonts="맑은 고딕">
+          <w:rFonts w:ascii="맑은 고딕" w:hAnsi="맑은 고딕" w:eastAsia="맑은 고딕"/>
+          <w:b w:val="0"/>
+          <w:sz w:val="21"/>
+        </w:rPr>
+        <w:t>1947년 11월 20일 ~ 현재</w:t>
+      </w:r>
+    </w:p>
+    <w:p>
+      <w:pPr>
+        <w:spacing w:line="324" w:lineRule="auto" w:after="80"/>
+      </w:pPr>
+      <w:r>
+        <w:rPr w:rFonts="맑은 고딕">
+          <w:rFonts w:ascii="맑은 고딕" w:hAnsi="맑은 고딕" w:eastAsia="맑은 고딕"/>
+          <w:b w:val="0"/>
+          <w:color w:val="6B7280"/>
+          <w:sz w:val="21"/>
+        </w:rPr>
+        <w:t xml:space="preserve">· </w:t>
+      </w:r>
+      <w:r>
+        <w:rPr w:rFonts="맑은 고딕">
+          <w:rFonts w:ascii="맑은 고딕" w:hAnsi="맑은 고딕" w:eastAsia="맑은 고딕"/>
+          <w:b/>
+          <w:color w:val="1F2937"/>
+          <w:sz w:val="21"/>
+        </w:rPr>
+        <w:t xml:space="preserve">그룹 소속: </w:t>
+      </w:r>
+      <w:r>
+        <w:rPr w:rFonts="맑은 고딕">
+          <w:rFonts w:ascii="맑은 고딕" w:hAnsi="맑은 고딕" w:eastAsia="맑은 고딕"/>
+          <w:b w:val="0"/>
+          <w:sz w:val="21"/>
+        </w:rPr>
+        <w:t>솔로 (제임스 갱, 반스톰, 이글스 멤버)</w:t>
+      </w:r>
+    </w:p>
+    <w:p>
+      <w:pPr>
+        <w:spacing w:line="324" w:lineRule="auto" w:after="80"/>
+      </w:pPr>
+      <w:r>
+        <w:rPr w:rFonts="맑은 고딕">
+          <w:rFonts w:ascii="맑은 고딕" w:hAnsi="맑은 고딕" w:eastAsia="맑은 고딕"/>
+          <w:b w:val="0"/>
+          <w:color w:val="6B7280"/>
+          <w:sz w:val="21"/>
+        </w:rPr>
+        <w:t xml:space="preserve">· </w:t>
+      </w:r>
+      <w:r>
+        <w:rPr w:rFonts="맑은 고딕">
+          <w:rFonts w:ascii="맑은 고딕" w:hAnsi="맑은 고딕" w:eastAsia="맑은 고딕"/>
+          <w:b/>
+          <w:color w:val="1F2937"/>
+          <w:sz w:val="21"/>
+        </w:rPr>
+        <w:t xml:space="preserve">아티스트 소개: </w:t>
+      </w:r>
+      <w:r>
+        <w:rPr w:rFonts="맑은 고딕">
+          <w:rFonts w:ascii="맑은 고딕" w:hAnsi="맑은 고딕" w:eastAsia="맑은 고딕"/>
+          <w:b w:val="0"/>
+          <w:sz w:val="21"/>
+        </w:rPr>
+        <w:t>독창적인 슬라이드 기타 연주와 혁신적인 토크박스(Talk-box)의 활용, 그리고 위트와 페이소스가 공존하는 보컬 스타일로 아메리칸 하드 록의 지평을 넓힌 거장입니다. 블루스에 뿌리를 둔 탄탄한 연주력과 서정적인 멜로디 메이킹 능력을 겸비하여, 훗날 이글스에 합류해 불멸의 명곡 'Hotel California'의 상징적인 기타 하모니를 창조하는 등 팝 음악사에 대체 불가능한 족적을 남겼습니다.</w:t>
+      </w:r>
+    </w:p>
+    <w:p>
+      <w:pPr>
+        <w:spacing w:line="324" w:lineRule="auto" w:before="200" w:after="80"/>
+      </w:pPr>
+      <w:r>
+        <w:rPr w:rFonts="맑은 고딕">
+          <w:rFonts w:ascii="맑은 고딕" w:hAnsi="맑은 고딕" w:eastAsia="맑은 고딕"/>
+          <w:b/>
+          <w:color w:val="1E3A8A"/>
+          <w:sz w:val="24"/>
+        </w:rPr>
+        <w:t>3. 음반 상세 분석</w:t>
+      </w:r>
+    </w:p>
+    <w:p>
+      <w:pPr>
+        <w:spacing w:line="324" w:lineRule="auto" w:after="80"/>
+      </w:pPr>
+      <w:r>
+        <w:rPr w:rFonts="맑은 고딕">
+          <w:rFonts w:ascii="맑은 고딕" w:hAnsi="맑은 고딕" w:eastAsia="맑은 고딕"/>
+          <w:b w:val="0"/>
+          <w:color w:val="6B7280"/>
+          <w:sz w:val="21"/>
+        </w:rPr>
+        <w:t xml:space="preserve">· </w:t>
+      </w:r>
+      <w:r>
+        <w:rPr w:rFonts="맑은 고딕">
+          <w:rFonts w:ascii="맑은 고딕" w:hAnsi="맑은 고딕" w:eastAsia="맑은 고딕"/>
+          <w:b/>
+          <w:color w:val="1F2937"/>
+          <w:sz w:val="21"/>
+        </w:rPr>
+        <w:t xml:space="preserve">역사적 위치: </w:t>
+      </w:r>
+      <w:r>
+        <w:rPr w:rFonts="맑은 고딕">
+          <w:rFonts w:ascii="맑은 고딕" w:hAnsi="맑은 고딕" w:eastAsia="맑은 고딕"/>
+          <w:b w:val="0"/>
+          <w:sz w:val="21"/>
+        </w:rPr>
+        <w:t>1970년대 아메리칸 하드 록과 클래식 록의 찬란한 교차점을 선명하게 포착한 음반입니다. 날카로운 일렉트릭 기타 사운드와 세련된 팝적 감수성이 완벽한 균형을 이루며, 단순한 과거의 회고를 넘어 한 천재 뮤지션이 만개해 가던 가장 빛나는 순간들을 유기적으로 조망하게 돕는 역사적 가치를 지닙니다.</w:t>
+      </w:r>
+    </w:p>
+    <w:p>
+      <w:pPr>
+        <w:spacing w:line="324" w:lineRule="auto" w:after="80"/>
+      </w:pPr>
+      <w:r>
+        <w:rPr w:rFonts="맑은 고딕">
+          <w:rFonts w:ascii="맑은 고딕" w:hAnsi="맑은 고딕" w:eastAsia="맑은 고딕"/>
+          <w:b w:val="0"/>
+          <w:color w:val="6B7280"/>
+          <w:sz w:val="21"/>
+        </w:rPr>
+        <w:t xml:space="preserve">· </w:t>
+      </w:r>
+      <w:r>
+        <w:rPr w:rFonts="맑은 고딕">
+          <w:rFonts w:ascii="맑은 고딕" w:hAnsi="맑은 고딕" w:eastAsia="맑은 고딕"/>
+          <w:b/>
+          <w:color w:val="1F2937"/>
+          <w:sz w:val="21"/>
+        </w:rPr>
+        <w:t xml:space="preserve">시대의 흔적(스토리텔링): </w:t>
+      </w:r>
+      <w:r>
+        <w:rPr w:rFonts="맑은 고딕">
+          <w:rFonts w:ascii="맑은 고딕" w:hAnsi="맑은 고딕" w:eastAsia="맑은 고딕"/>
+          <w:b w:val="0"/>
+          <w:sz w:val="21"/>
+        </w:rPr>
+        <w:t>베트남 전쟁의 그늘을 벗어나 자유와 낭만을 갈망하던 70년대 청춘들의 서글프면서도 당당한 정서가 고스란히 담겨 있습니다. 끝없이 뻗은 고속도로를 질주하며 로키산맥의 거친 바람을 마주하는 듯한 해방감, 그리고 고단한 일상을 잊기 위해 앰프의 볼륨을 높이던 그 시절 록 클럽의 뜨겁고 소박한 공기가 아날로그 질감 속에 생생히 살아 숨 쉽니다.</w:t>
+      </w:r>
+    </w:p>
+    <w:p>
+      <w:pPr>
+        <w:spacing w:line="324" w:lineRule="auto" w:before="200" w:after="80"/>
+      </w:pPr>
+      <w:r>
+        <w:rPr w:rFonts="맑은 고딕">
+          <w:rFonts w:ascii="맑은 고딕" w:hAnsi="맑은 고딕" w:eastAsia="맑은 고딕"/>
+          <w:b/>
+          <w:color w:val="1E3A8A"/>
+          <w:sz w:val="24"/>
+        </w:rPr>
+        <w:t>4. 주요 수록곡 및 감상 제언</w:t>
+      </w:r>
+    </w:p>
+    <w:p>
+      <w:pPr>
+        <w:spacing w:line="324" w:lineRule="auto" w:after="80"/>
+      </w:pPr>
+      <w:r>
+        <w:rPr w:rFonts="맑은 고딕">
+          <w:rFonts w:ascii="맑은 고딕" w:hAnsi="맑은 고딕" w:eastAsia="맑은 고딕"/>
+          <w:b w:val="0"/>
+          <w:color w:val="6B7280"/>
+          <w:sz w:val="21"/>
+        </w:rPr>
+        <w:t xml:space="preserve">· </w:t>
+      </w:r>
+      <w:r>
+        <w:rPr w:rFonts="맑은 고딕">
+          <w:rFonts w:ascii="맑은 고딕" w:hAnsi="맑은 고딕" w:eastAsia="맑은 고딕"/>
+          <w:b/>
+          <w:color w:val="1F2937"/>
+          <w:sz w:val="21"/>
+        </w:rPr>
+        <w:t xml:space="preserve">주요 수록곡 특징: </w:t>
+      </w:r>
+      <w:r>
+        <w:rPr w:rFonts="맑은 고딕">
+          <w:rFonts w:ascii="맑은 고딕" w:hAnsi="맑은 고딕" w:eastAsia="맑은 고딕"/>
+          <w:b w:val="0"/>
+          <w:sz w:val="21"/>
+        </w:rPr>
+        <w:t>록 역사상 가장 매력적인 슬라이드 기타와 토크박스 사운드를 들려주는 'Rocky Mountain Way'는 압도적인 카타르시스를 선사하며, 제임스 갱 시절의 명곡 'Funk 49'와 'Walk Away'는 원초적인 하드 록 리프와 타이트한 그루브의 진수를 보여줍니다. 또한 'Turn to Stone'과 'Meadows'에서는 거친 폭발력 뒤편에 자리한 섬세한 오케스트레이션과 멜로딕한 서정이 가슴 뭉클한 여운을 남깁니다.</w:t>
+      </w:r>
+    </w:p>
+    <w:p>
+      <w:pPr>
+        <w:spacing w:line="324" w:lineRule="auto" w:after="80"/>
+      </w:pPr>
+      <w:r>
+        <w:rPr w:rFonts="맑은 고딕">
+          <w:rFonts w:ascii="맑은 고딕" w:hAnsi="맑은 고딕" w:eastAsia="맑은 고딕"/>
+          <w:b w:val="0"/>
+          <w:color w:val="6B7280"/>
+          <w:sz w:val="21"/>
+        </w:rPr>
+        <w:t xml:space="preserve">· </w:t>
+      </w:r>
+      <w:r>
+        <w:rPr w:rFonts="맑은 고딕">
+          <w:rFonts w:ascii="맑은 고딕" w:hAnsi="맑은 고딕" w:eastAsia="맑은 고딕"/>
+          <w:b/>
+          <w:color w:val="1F2937"/>
+          <w:sz w:val="21"/>
+        </w:rPr>
+        <w:t xml:space="preserve">빈티지 감상 제언: </w:t>
+      </w:r>
+      <w:r>
+        <w:rPr w:rFonts="맑은 고딕">
+          <w:rFonts w:ascii="맑은 고딕" w:hAnsi="맑은 고딕" w:eastAsia="맑은 고딕"/>
+          <w:b w:val="0"/>
+          <w:sz w:val="21"/>
+        </w:rPr>
+        <w:t>진공관 앰프를 은은히 예열하고 턴테이블의 톤암을 내렸을 때, 깁슨 레스폴 기타 특유의 기름지고 두터운 중음역대가 공간을 따스하게 채웁니다. 디지털 음원에서는 자칫 거칠게 들릴 수 있는 드럼 스네어의 타격감과 토크박스의 배음이 아날로그 LP 특유의 풍성한 공명감과 어우러져, 마치 빈티지 마샬 앰프 바로 앞에서 연주를 마주하는 듯한 현장감 넘치는 감동을 선사합니다.</w:t>
+      </w:r>
+    </w:p>
+    <w:p>
+      <w:pPr>
+        <w:spacing w:line="324" w:lineRule="auto" w:after="80"/>
+      </w:pPr>
+      <w:r>
+        <w:rPr w:rFonts="맑은 고딕">
+          <w:rFonts w:ascii="맑은 고딕" w:hAnsi="맑은 고딕" w:eastAsia="맑은 고딕"/>
+          <w:b w:val="0"/>
+          <w:color w:val="6B7280"/>
+          <w:sz w:val="21"/>
+        </w:rPr>
+        <w:t xml:space="preserve">· </w:t>
+      </w:r>
+      <w:r>
+        <w:rPr w:rFonts="맑은 고딕">
+          <w:rFonts w:ascii="맑은 고딕" w:hAnsi="맑은 고딕" w:eastAsia="맑은 고딕"/>
+          <w:b/>
+          <w:color w:val="1F2937"/>
+          <w:sz w:val="21"/>
+        </w:rPr>
+        <w:t xml:space="preserve">소장 가치: </w:t>
+      </w:r>
+      <w:r>
+        <w:rPr w:rFonts="맑은 고딕">
+          <w:rFonts w:ascii="맑은 고딕" w:hAnsi="맑은 고딕" w:eastAsia="맑은 고딕"/>
+          <w:b w:val="0"/>
+          <w:sz w:val="21"/>
+        </w:rPr>
+        <w:t>조 월시라는 걸출한 아티스트의 음악적 도약과 전성기 정점이 단 한 장의 바이닐에 품격 있게 압축되어 있다는 점에서 컬렉터들에게 절대적인 필청반입니다. 오리지널 아날로그 사운드가 전하는 생동감과 역사적 밀도를 음미할 수 있어, 클래식 록 애호가의 장식장에 반드시 갖추어야 할 음반입니다.</w:t>
+      </w:r>
+    </w:p>
+    <w:p>
+      <w:pPr>
+        <w:spacing w:line="324" w:lineRule="auto" w:after="120" w:before="160"/>
+      </w:pPr>
+      <w:r>
+        <w:rPr w:rFonts="맑은 고딕">
+          <w:rFonts w:ascii="맑은 고딕" w:hAnsi="맑은 고딕" w:eastAsia="맑은 고딕"/>
+          <w:b/>
+          <w:color w:val="4338CA"/>
+          <w:sz w:val="21"/>
+        </w:rPr>
+        <w:t>이 음반을 통해 아메리칸 록의 거장 조 월시가 아날로그 바이닐의 그루브 위에 아로새긴 자유로운 영혼의 숨결과 시대를 초월한 록 스피릿이 전해주는 감동을 다시 한번 경험해 보시는 것은 어떨까요?</w:t>
       </w:r>
     </w:p>
     <w:sectPr>
       <w:pgSz w:w="12240" w:h="15840"/>
-      <w:pgMar w:top="1440" w:right="1440" w:bottom="1440" w:left="1440" w:header="720" w:footer="720" w:gutter="0"/>
+      <w:pgMar w:top="1152" w:right="1296" w:bottom="1152" w:left="1296" w:header="720" w:footer="720" w:gutter="0"/>
       <w:cols w:space="720"/>
       <w:docGrid w:linePitch="360"/>
     </w:sectPr>

--- a/word_reports/LP_0188_위치_437_Joe Walsh_The Best of.docx
+++ b/word_reports/LP_0188_위치_437_Joe Walsh_The Best of.docx
@@ -32,7 +32,7 @@
     </w:p>
     <w:p>
       <w:pPr>
-        <w:spacing w:line="324" w:lineRule="auto" w:before="80" w:after="160"/>
+        <w:spacing w:line="324" w:lineRule="auto" w:before="80" w:after="120"/>
       </w:pPr>
       <w:r>
         <w:rPr w:rFonts="맑은 고딕">
@@ -42,13 +42,6 @@
           <w:sz w:val="22"/>
         </w:rPr>
         <w:t xml:space="preserve">[음반 소개] </w:t>
-      </w:r>
-      <w:r>
-        <w:rPr w:rFonts="맑은 고딕">
-          <w:rFonts w:ascii="맑은 고딕" w:hAnsi="맑은 고딕" w:eastAsia="맑은 고딕"/>
-          <w:b w:val="0"/>
-          <w:sz w:val="21"/>
-        </w:rPr>
       </w:r>
     </w:p>
     <w:p>
@@ -61,7 +54,33 @@
           <w:b w:val="0"/>
           <w:sz w:val="21"/>
         </w:rPr>
-        <w:t>미국의 광활한 대지를 가르는 호방한 기타 리프와 위트 넘치는 서정성으로 록 역사의 한 페이지를 빛낸 조 월시의 정수가 온전히 담긴 컴필레이션 음반입니다. 전설적인 밴드 이글스(Eagles)의 황금기를 견인하기 전, 그가 제임스 갱과 솔로 시절을 거치며 쌓아 올린 독창적인 사운드 미학이 농밀하게 응축되어 있습니다. 거친 록 스피릿의 이면에 문득 스며 나오는 특유의 멜랑콜리와 따스한 인간미는 아날로그 바이닐의 소리골을 타고 흘러나와 리스너의 마음에 묵직한 울림을 전합니다. 시대를 초월하여 클래식 록의 순수한 생명력과 자유로운 방랑자의 낭만을 일깨워 주는 기념비적인 마스터피스입니다.</w:t>
+        <w:t>1970년대 미국 록 음악의 지형도 위에서 조 월시(Joe Walsh)라는 이름은 언제나 독특하고 찬연한 빛을 발합니다. 그는 제임스 갱(The James Gang)과 반스톰(Barnstorm)을 거쳐 록의 전설 이글스(Eagles)의 핵심 기타리스트로 자리매김하기까지, 거친 로큰롤의 야성과 가슴 시린 서정미를 한 몸에 체화해 낸 드문 거장이었습니다. 본 앨범 [The Best of]는 조 월시가 개인적 고뇌와 예술적 만개를 동시에 겪으며 빚어낸 찬란한 청년기의 궤적을 하나의 정제된 풍경화처럼 펼쳐 보입니다.</w:t>
+      </w:r>
+    </w:p>
+    <w:p>
+      <w:pPr>
+        <w:spacing w:line="324" w:lineRule="auto" w:after="120"/>
+      </w:pPr>
+      <w:r>
+        <w:rPr w:rFonts="맑은 고딕">
+          <w:rFonts w:ascii="맑은 고딕" w:hAnsi="맑은 고딕" w:eastAsia="맑은 고딕"/>
+          <w:b w:val="0"/>
+          <w:sz w:val="21"/>
+        </w:rPr>
+        <w:t>이 음반에 새겨진 선율들은 당대 아메리칸 록이 도달했던 가장 찬란한 성취를 대변합니다. 조 월시는 하드 록의 육중한 리프 위에 컨트리 포크의 목가적인 숨결을 불어넣었으며, 여기에 특유의 기발한 유머 감각과 토크박스(Talk-box)라는 전위적 음향 도구를 능란하게 엮어냈습니다. 그의 음악은 단순한 기술적 과시를 넘어, 광활한 로키산맥의 청명한 바람과 캘리포니아 해변의 석양, 그리고 그 이면에 감춰진 고독한 방랑자의 내면을 투명하게 비춥니다.</w:t>
+      </w:r>
+    </w:p>
+    <w:p>
+      <w:pPr>
+        <w:spacing w:line="324" w:lineRule="auto" w:after="120"/>
+      </w:pPr>
+      <w:r>
+        <w:rPr w:rFonts="맑은 고딕">
+          <w:rFonts w:ascii="맑은 고딕" w:hAnsi="맑은 고딕" w:eastAsia="맑은 고딕"/>
+          <w:b w:val="0"/>
+          <w:sz w:val="21"/>
+        </w:rPr>
+        <w:t>세월의 풍화를 견뎌낸 조 월시의 음악은 오늘날에도 퇴색되지 않는 묵직한 울림을 전합니다. 물질 만능과 화려함 뒤편에 웅크린 상실의 시대를 유쾌하면서도 처연한 슬라이드 기타 선율로 위무했던 그의 철학은 이 베스트 앨범의 매 소리골마다 오롯이 새겨져 있습니다. 시대를 뛰어넘어 흐르는 그의 거칠면서도 순수한 노래들은 현대의 분주한 일상에 지친 애호가들의 마음에 깊고 아련한 온기를 지펴줍니다.</w:t>
       </w:r>
     </w:p>
     <w:p>
@@ -168,7 +187,7 @@
           <w:b w:val="0"/>
           <w:sz w:val="21"/>
         </w:rPr>
-        <w:t>1978년 ABC/MCA 레코드를 통해 발표된 음반으로, 조 월시가 제임스 갱(The James Gang) 시절부터 밴드 반스톰(Barnstorm), 그리고 눈부신 초기 솔로 활동에 이르기까지 남겨놓은 음악적 하이라이트를 집대성한 정통 베스트 앨범입니다.</w:t>
+        <w:t>1978년 ABC 레코드(ABC Records)를 통해 발매된 공식 베스트 앨범으로, 조 월시가 솔로 및 반스톰 시절 남긴 황금기 명곡들을 엄선하여 그의 전성기 음악 세계를 한눈에 조망할 수 있도록 정중하게 엮어낸 역사적 컴필레이션 음반입니다.</w:t>
       </w:r>
     </w:p>
     <w:p>
@@ -199,7 +218,7 @@
           <w:b w:val="0"/>
           <w:sz w:val="21"/>
         </w:rPr>
-        <w:t>발매와 동시에 빌보드 200 앨범 차트 상위권에 오르며 미국음반산업협회(RIAA) 골드(Gold) 인증을 획득했고, 이글스의 초대형 성공과 맞물려 전 세계 록 애호가들의 필청 음반으로 오랜 세월 꾸준한 사랑을 받았습니다.</w:t>
+        <w:t>발매 당시 빌보드 200 차트 상위권에 안착하며 대중의 열렬한 사랑을 받았고, 전미음반산업협회(RIAA) 플래티넘 인증을 획득하며 상업성과 예술성을 동시에 거머쥔 명반으로 기록되었습니다.</w:t>
       </w:r>
     </w:p>
     <w:p>
@@ -230,7 +249,7 @@
           <w:b w:val="0"/>
           <w:sz w:val="21"/>
         </w:rPr>
-        <w:t>롤링 스톤 선정 '역대 최고의 기타리스트' 리스트에 당당히 헌액된 조 월시의 테크닉과 작곡적 완숙미가 집약된 명반으로, 훗날 로큰롤 명예의 전당(Rock and Roll Hall of Fame) 입성의 든든한 예술적 이정표로 평가받고 있습니다.</w:t>
+        <w:t>이글스의 멤버로서 로큰롤 명예의 전당(Rock and Roll Hall of Fame) 헌액, 그래미 어워드 수상은 물론 롤링 스톤 선정 '역대 가장 위대한 기타리스트'에 이름을 올리며 평단과 음악계의 절대적인 찬사를 받았습니다.</w:t>
       </w:r>
     </w:p>
     <w:p>
@@ -337,7 +356,7 @@
           <w:b w:val="0"/>
           <w:sz w:val="21"/>
         </w:rPr>
-        <w:t>솔로 (제임스 갱, 반스톰, 이글스 멤버)</w:t>
+        <w:t>솔로 (The James Gang, Barnstorm, Eagles 멤버)</w:t>
       </w:r>
     </w:p>
     <w:p>
@@ -368,7 +387,7 @@
           <w:b w:val="0"/>
           <w:sz w:val="21"/>
         </w:rPr>
-        <w:t>독창적인 슬라이드 기타 연주와 혁신적인 토크박스(Talk-box)의 활용, 그리고 위트와 페이소스가 공존하는 보컬 스타일로 아메리칸 하드 록의 지평을 넓힌 거장입니다. 블루스에 뿌리를 둔 탄탄한 연주력과 서정적인 멜로디 메이킹 능력을 겸비하여, 훗날 이글스에 합류해 불멸의 명곡 'Hotel California'의 상징적인 기타 하모니를 창조하는 등 팝 음악사에 대체 불가능한 족적을 남겼습니다.</w:t>
+        <w:t>조 월시는 특유의 위트 넘치는 독창적 감성과 날카로우면서도 서정적인 슬라이드 기타 주법으로 1970년대 아메리칸 록의 어법을 재정립한 거장입니다. 하드 록의 폭발적인 박진감과 웨스트코스트 사운드의 부드러운 화음을 자유자재로 넘나들며, 록 음악사에서 대체 불가능한 고유의 영역을 확립했습니다.</w:t>
       </w:r>
     </w:p>
     <w:p>
@@ -413,7 +432,7 @@
           <w:b w:val="0"/>
           <w:sz w:val="21"/>
         </w:rPr>
-        <w:t>1970년대 아메리칸 하드 록과 클래식 록의 찬란한 교차점을 선명하게 포착한 음반입니다. 날카로운 일렉트릭 기타 사운드와 세련된 팝적 감수성이 완벽한 균형을 이루며, 단순한 과거의 회고를 넘어 한 천재 뮤지션이 만개해 가던 가장 빛나는 순간들을 유기적으로 조망하게 돕는 역사적 가치를 지닙니다.</w:t>
+        <w:t>1970년대 아메리칸 하드 록과 포크 록, 프로그레시브적 실험이 만나는 교차점을 완벽하게 포착한 명반입니다. 이글스의 기념비적 명작 [Hotel California]의 뼈대를 완성하기 직전, 조 월시라는 아티스트의 기량이 가장 순수하고 독자적으로 만개했던 순간을 증언하는 귀중한 아카이브입니다.</w:t>
       </w:r>
     </w:p>
     <w:p>
@@ -444,7 +463,7 @@
           <w:b w:val="0"/>
           <w:sz w:val="21"/>
         </w:rPr>
-        <w:t>베트남 전쟁의 그늘을 벗어나 자유와 낭만을 갈망하던 70년대 청춘들의 서글프면서도 당당한 정서가 고스란히 담겨 있습니다. 끝없이 뻗은 고속도로를 질주하며 로키산맥의 거친 바람을 마주하는 듯한 해방감, 그리고 고단한 일상을 잊기 위해 앰프의 볼륨을 높이던 그 시절 록 클럽의 뜨겁고 소박한 공기가 아날로그 질감 속에 생생히 살아 숨 쉽니다.</w:t>
+        <w:t>베트남 전쟁 종전 이후의 방황과 새로운 자유를 갈망하던 70년대 청춘들의 정서가 고스란히 묻어납니다. 콜로라도의 거친 자연 속에서 탄생한 선율들은 당대 청년 문화의 낭만과 히피즘의 잔향, 그리고 성숙한 고뇌를 동시에 품고 있어 시대를 뛰어넘는 진한 향수를 자극합니다.</w:t>
       </w:r>
     </w:p>
     <w:p>
@@ -489,7 +508,130 @@
           <w:b w:val="0"/>
           <w:sz w:val="21"/>
         </w:rPr>
-        <w:t>록 역사상 가장 매력적인 슬라이드 기타와 토크박스 사운드를 들려주는 'Rocky Mountain Way'는 압도적인 카타르시스를 선사하며, 제임스 갱 시절의 명곡 'Funk 49'와 'Walk Away'는 원초적인 하드 록 리프와 타이트한 그루브의 진수를 보여줍니다. 또한 'Turn to Stone'과 'Meadows'에서는 거친 폭발력 뒤편에 자리한 섬세한 오케스트레이션과 멜로딕한 서정이 가슴 뭉클한 여운을 남깁니다.</w:t>
+      </w:r>
+    </w:p>
+    <w:p>
+      <w:pPr>
+        <w:spacing w:line="324" w:lineRule="auto" w:after="80"/>
+      </w:pPr>
+      <w:r>
+        <w:rPr w:rFonts="맑은 고딕">
+          <w:rFonts w:ascii="맑은 고딕" w:hAnsi="맑은 고딕" w:eastAsia="맑은 고딕"/>
+          <w:b w:val="0"/>
+          <w:color w:val="6B7280"/>
+          <w:sz w:val="21"/>
+        </w:rPr>
+        <w:t xml:space="preserve">· </w:t>
+      </w:r>
+      <w:r>
+        <w:rPr w:rFonts="맑은 고딕">
+          <w:rFonts w:ascii="맑은 고딕" w:hAnsi="맑은 고딕" w:eastAsia="맑은 고딕"/>
+          <w:b/>
+          <w:color w:val="1F2937"/>
+          <w:sz w:val="21"/>
+        </w:rPr>
+        <w:t xml:space="preserve">"Rocky Mountain Way": </w:t>
+      </w:r>
+      <w:r>
+        <w:rPr w:rFonts="맑은 고딕">
+          <w:rFonts w:ascii="맑은 고딕" w:hAnsi="맑은 고딕" w:eastAsia="맑은 고딕"/>
+          <w:b w:val="0"/>
+          <w:sz w:val="21"/>
+        </w:rPr>
+        <w:t>토크박스를 활용한 독보적인 기타 리프와 블루지한 그루브가 압도적인 카타르시스를 선사하는 조 월시의 불멸의 시그니처 트랙.</w:t>
+      </w:r>
+    </w:p>
+    <w:p>
+      <w:pPr>
+        <w:spacing w:line="324" w:lineRule="auto" w:after="80"/>
+      </w:pPr>
+      <w:r>
+        <w:rPr w:rFonts="맑은 고딕">
+          <w:rFonts w:ascii="맑은 고딕" w:hAnsi="맑은 고딕" w:eastAsia="맑은 고딕"/>
+          <w:b w:val="0"/>
+          <w:color w:val="6B7280"/>
+          <w:sz w:val="21"/>
+        </w:rPr>
+        <w:t xml:space="preserve">· </w:t>
+      </w:r>
+      <w:r>
+        <w:rPr w:rFonts="맑은 고딕">
+          <w:rFonts w:ascii="맑은 고딕" w:hAnsi="맑은 고딕" w:eastAsia="맑은 고딕"/>
+          <w:b/>
+          <w:color w:val="1F2937"/>
+          <w:sz w:val="21"/>
+        </w:rPr>
+        <w:t xml:space="preserve">"Turn to Stone": </w:t>
+      </w:r>
+      <w:r>
+        <w:rPr w:rFonts="맑은 고딕">
+          <w:rFonts w:ascii="맑은 고딕" w:hAnsi="맑은 고딕" w:eastAsia="맑은 고딕"/>
+          <w:b w:val="0"/>
+          <w:sz w:val="21"/>
+        </w:rPr>
+        <w:t>정교하고 질주하는 듯한 어쿠스틱/일렉트릭 기타 아르페지오와 웅장한 신시사이저가 맞물려 드라마틱한 서사를 이루는 걸작.</w:t>
+      </w:r>
+    </w:p>
+    <w:p>
+      <w:pPr>
+        <w:spacing w:line="324" w:lineRule="auto" w:after="80"/>
+      </w:pPr>
+      <w:r>
+        <w:rPr w:rFonts="맑은 고딕">
+          <w:rFonts w:ascii="맑은 고딕" w:hAnsi="맑은 고딕" w:eastAsia="맑은 고딕"/>
+          <w:b w:val="0"/>
+          <w:color w:val="6B7280"/>
+          <w:sz w:val="21"/>
+        </w:rPr>
+        <w:t xml:space="preserve">· </w:t>
+      </w:r>
+      <w:r>
+        <w:rPr w:rFonts="맑은 고딕">
+          <w:rFonts w:ascii="맑은 고딕" w:hAnsi="맑은 고딕" w:eastAsia="맑은 고딕"/>
+          <w:b/>
+          <w:color w:val="1F2937"/>
+          <w:sz w:val="21"/>
+        </w:rPr>
+        <w:t xml:space="preserve">"Help Me Through the Night": </w:t>
+      </w:r>
+      <w:r>
+        <w:rPr w:rFonts="맑은 고딕">
+          <w:rFonts w:ascii="맑은 고딕" w:hAnsi="맑은 고딕" w:eastAsia="맑은 고딕"/>
+          <w:b w:val="0"/>
+          <w:sz w:val="21"/>
+        </w:rPr>
+        <w:t>화려한 록스타의 가면을 벗고 인간적인 고독과 나약함을 담담하고 서정적인 멜로디로 노래한 아름다운 어쿠스틱 발라드.</w:t>
+      </w:r>
+    </w:p>
+    <w:p>
+      <w:pPr>
+        <w:spacing w:line="324" w:lineRule="auto" w:after="80"/>
+      </w:pPr>
+      <w:r>
+        <w:rPr w:rFonts="맑은 고딕">
+          <w:rFonts w:ascii="맑은 고딕" w:hAnsi="맑은 고딕" w:eastAsia="맑은 고딕"/>
+          <w:b w:val="0"/>
+          <w:color w:val="6B7280"/>
+          <w:sz w:val="21"/>
+        </w:rPr>
+        <w:t xml:space="preserve">· </w:t>
+      </w:r>
+      <w:r>
+        <w:rPr w:rFonts="맑은 고딕">
+          <w:rFonts w:ascii="맑은 고딕" w:hAnsi="맑은 고딕" w:eastAsia="맑은 고딕"/>
+          <w:b/>
+          <w:color w:val="1F2937"/>
+          <w:sz w:val="21"/>
+        </w:rPr>
+        <w:t xml:space="preserve">"Meadows": </w:t>
+      </w:r>
+      <w:r>
+        <w:rPr w:rFonts="맑은 고딕">
+          <w:rFonts w:ascii="맑은 고딕" w:hAnsi="맑은 고딕" w:eastAsia="맑은 고딕"/>
+          <w:b w:val="0"/>
+          <w:sz w:val="21"/>
+        </w:rPr>
+        <w:t>감미로운 포크의 질감으로 출발하여 후반부 폭발적인 하드 록으로 전이되는 다채로운 구성미가 돋보이는 곡.</w:t>
       </w:r>
     </w:p>
     <w:p>
@@ -520,7 +662,7 @@
           <w:b w:val="0"/>
           <w:sz w:val="21"/>
         </w:rPr>
-        <w:t>진공관 앰프를 은은히 예열하고 턴테이블의 톤암을 내렸을 때, 깁슨 레스폴 기타 특유의 기름지고 두터운 중음역대가 공간을 따스하게 채웁니다. 디지털 음원에서는 자칫 거칠게 들릴 수 있는 드럼 스네어의 타격감과 토크박스의 배음이 아날로그 LP 특유의 풍성한 공명감과 어우러져, 마치 빈티지 마샬 앰프 바로 앞에서 연주를 마주하는 듯한 현장감 넘치는 감동을 선사합니다.</w:t>
+        <w:t>턴테이블의 바늘이 회전하며 피어오르는 아날로그 특유의 두터운 질감과 따뜻한 공기감이 필수적입니다. 진공관 앰프를 통해 조 월시의 빈티지 펜더 및 깁슨 기타 앰프의 생생한 크런치 톤과 토크박스의 독특한 배음을 음미할 때, 현대 디지털 음원에서는 느낄 수 없는 공간의 입체감이 경이롭게 살아납니다.</w:t>
       </w:r>
     </w:p>
     <w:p>
@@ -551,7 +693,7 @@
           <w:b w:val="0"/>
           <w:sz w:val="21"/>
         </w:rPr>
-        <w:t>조 월시라는 걸출한 아티스트의 음악적 도약과 전성기 정점이 단 한 장의 바이닐에 품격 있게 압축되어 있다는 점에서 컬렉터들에게 절대적인 필청반입니다. 오리지널 아날로그 사운드가 전하는 생동감과 역사적 밀도를 음미할 수 있어, 클래식 록 애호가의 장식장에 반드시 갖추어야 할 음반입니다.</w:t>
+        <w:t>70년대 아날로그 마스터 테이프의 호흡과 조 월시의 가장 찬란했던 전성기 예술혼이 물리적 디스크에 온전히 박제된 음반으로, 클래식 록의 황금기를 아날로그 사운드로 온전히 소유하고자 하는 오디오파일과 컬렉터에게는 결코 놓칠 수 없는 필수 소장반입니다.</w:t>
       </w:r>
     </w:p>
     <w:p>
@@ -565,7 +707,7 @@
           <w:color w:val="4338CA"/>
           <w:sz w:val="21"/>
         </w:rPr>
-        <w:t>이 음반을 통해 아메리칸 록의 거장 조 월시가 아날로그 바이닐의 그루브 위에 아로새긴 자유로운 영혼의 숨결과 시대를 초월한 록 스피릿이 전해주는 감동을 다시 한번 경험해 보시는 것은 어떨까요?</w:t>
+        <w:t>이 음반을 통해 아날로그 소리골을 타고 흐르는 조 월시의 거칠고도 순수한 기타 선율이 전해주는 감동을 다시 한번 경험해 보시는 것은 어떨까요?</w:t>
       </w:r>
     </w:p>
     <w:sectPr>
